--- a/2026 Osa-alueen suunnittelulomake.docx
+++ b/2026 Osa-alueen suunnittelulomake.docx
@@ -5116,6 +5116,19 @@
 </file>
 
 <file path=customXml/item2.xml><?xml version="1.0" encoding="utf-8"?>
+<p:properties xmlns:p="http://schemas.microsoft.com/office/2006/metadata/properties" xmlns:xsi="http://www.w3.org/2001/XMLSchema-instance" xmlns:pc="http://schemas.microsoft.com/office/infopath/2007/PartnerControls">
+  <documentManagement>
+    <lcf76f155ced4ddcb4097134ff3c332f xmlns="52739ea8-b8a6-40d6-8e6c-6c05c2102329">
+      <Terms xmlns="http://schemas.microsoft.com/office/infopath/2007/PartnerControls"/>
+    </lcf76f155ced4ddcb4097134ff3c332f>
+    <TaxCatchAll xmlns="96f1b026-62bd-4ac2-b944-f296a1b58abc" xsi:nil="true"/>
+    <Tiedostonmuokattavuus xmlns="52739ea8-b8a6-40d6-8e6c-6c05c2102329">true</Tiedostonmuokattavuus>
+    <Linkitys xmlns="52739ea8-b8a6-40d6-8e6c-6c05c2102329" xsi:nil="true"/>
+  </documentManagement>
+</p:properties>
+</file>
+
+<file path=customXml/item3.xml><?xml version="1.0" encoding="utf-8"?>
 <ct:contentTypeSchema xmlns:ct="http://schemas.microsoft.com/office/2006/metadata/contentType" xmlns:ma="http://schemas.microsoft.com/office/2006/metadata/properties/metaAttributes" ct:_="" ma:_="" ma:contentTypeName="Asiakirja" ma:contentTypeID="0x0101001B05547EE8875F45A9116E29F2A63C72" ma:contentTypeVersion="24" ma:contentTypeDescription="Luo uusi asiakirja." ma:contentTypeScope="" ma:versionID="218628d9449284a1ecbca15ab07f57a9">
   <xsd:schema xmlns:xsd="http://www.w3.org/2001/XMLSchema" xmlns:xs="http://www.w3.org/2001/XMLSchema" xmlns:p="http://schemas.microsoft.com/office/2006/metadata/properties" xmlns:ns2="52739ea8-b8a6-40d6-8e6c-6c05c2102329" xmlns:ns3="96f1b026-62bd-4ac2-b944-f296a1b58abc" targetNamespace="http://schemas.microsoft.com/office/2006/metadata/properties" ma:root="true" ma:fieldsID="29a89bfd784d3e66f92eea875ee684bf" ns2:_="" ns3:_="">
     <xsd:import namespace="52739ea8-b8a6-40d6-8e6c-6c05c2102329"/>
@@ -5390,19 +5403,6 @@
 </ct:contentTypeSchema>
 </file>
 
-<file path=customXml/item3.xml><?xml version="1.0" encoding="utf-8"?>
-<p:properties xmlns:p="http://schemas.microsoft.com/office/2006/metadata/properties" xmlns:xsi="http://www.w3.org/2001/XMLSchema-instance" xmlns:pc="http://schemas.microsoft.com/office/infopath/2007/PartnerControls">
-  <documentManagement>
-    <lcf76f155ced4ddcb4097134ff3c332f xmlns="52739ea8-b8a6-40d6-8e6c-6c05c2102329">
-      <Terms xmlns="http://schemas.microsoft.com/office/infopath/2007/PartnerControls"/>
-    </lcf76f155ced4ddcb4097134ff3c332f>
-    <TaxCatchAll xmlns="96f1b026-62bd-4ac2-b944-f296a1b58abc" xsi:nil="true"/>
-    <Tiedostonmuokattavuus xmlns="52739ea8-b8a6-40d6-8e6c-6c05c2102329">true</Tiedostonmuokattavuus>
-    <Linkitys xmlns="52739ea8-b8a6-40d6-8e6c-6c05c2102329" xsi:nil="true"/>
-  </documentManagement>
-</p:properties>
-</file>
-
 <file path=customXml/itemProps1.xml><?xml version="1.0" encoding="utf-8"?>
 <ds:datastoreItem xmlns:ds="http://schemas.openxmlformats.org/officeDocument/2006/customXml" ds:itemID="{3A5CE0C9-2829-4F98-9308-F722158C8D2E}">
   <ds:schemaRefs>
@@ -5412,6 +5412,17 @@
 </file>
 
 <file path=customXml/itemProps2.xml><?xml version="1.0" encoding="utf-8"?>
+<ds:datastoreItem xmlns:ds="http://schemas.openxmlformats.org/officeDocument/2006/customXml" ds:itemID="{28560D8D-2F4C-4B20-8218-352E304D3FA2}">
+  <ds:schemaRefs>
+    <ds:schemaRef ds:uri="http://schemas.microsoft.com/office/2006/metadata/properties"/>
+    <ds:schemaRef ds:uri="http://schemas.microsoft.com/office/infopath/2007/PartnerControls"/>
+    <ds:schemaRef ds:uri="52739ea8-b8a6-40d6-8e6c-6c05c2102329"/>
+    <ds:schemaRef ds:uri="96f1b026-62bd-4ac2-b944-f296a1b58abc"/>
+  </ds:schemaRefs>
+</ds:datastoreItem>
+</file>
+
+<file path=customXml/itemProps3.xml><?xml version="1.0" encoding="utf-8"?>
 <ds:datastoreItem xmlns:ds="http://schemas.openxmlformats.org/officeDocument/2006/customXml" ds:itemID="{56F13F33-E926-4B6C-959B-E36643BD9735}">
   <ds:schemaRefs>
     <ds:schemaRef ds:uri="http://schemas.microsoft.com/office/2006/metadata/contentType"/>
@@ -5428,15 +5439,4 @@
     <ds:schemaRef ds:uri="http://schemas.microsoft.com/internal/obd"/>
   </ds:schemaRefs>
 </ds:datastoreItem>
-</file>
-
-<file path=customXml/itemProps3.xml><?xml version="1.0" encoding="utf-8"?>
-<ds:datastoreItem xmlns:ds="http://schemas.openxmlformats.org/officeDocument/2006/customXml" ds:itemID="{28560D8D-2F4C-4B20-8218-352E304D3FA2}">
-  <ds:schemaRefs>
-    <ds:schemaRef ds:uri="http://schemas.microsoft.com/office/2006/metadata/properties"/>
-    <ds:schemaRef ds:uri="http://schemas.microsoft.com/office/infopath/2007/PartnerControls"/>
-    <ds:schemaRef ds:uri="52739ea8-b8a6-40d6-8e6c-6c05c2102329"/>
-    <ds:schemaRef ds:uri="96f1b026-62bd-4ac2-b944-f296a1b58abc"/>
-  </ds:schemaRefs>
-</ds:datastoreItem>
 </file>